--- a/DOCS/Bao_Cao.docx
+++ b/DOCS/Bao_Cao.docx
@@ -4,6 +4,9 @@
   <w:body>
     <w:p>
       <w:r>
+        <w:rPr>
+          <w:noProof/>
+        </w:rPr>
         <w:drawing>
           <wp:inline distT="0" distB="0" distL="0" distR="0" wp14:anchorId="154C934B" wp14:editId="00B4D259">
             <wp:extent cx="5943600" cy="2901950"/>
@@ -58,6 +61,9 @@
     </w:p>
     <w:p>
       <w:r>
+        <w:rPr>
+          <w:noProof/>
+        </w:rPr>
         <w:drawing>
           <wp:inline distT="0" distB="0" distL="0" distR="0" wp14:anchorId="3EC1DD22" wp14:editId="116F0992">
             <wp:extent cx="5943600" cy="2905125"/>
@@ -99,8 +105,6 @@
       <w:r>
         <w:t>Lập định mức:</w:t>
       </w:r>
-      <w:bookmarkStart w:id="0" w:name="_GoBack"/>
-      <w:bookmarkEnd w:id="0"/>
       <w:r>
         <w:t xml:space="preserve"> </w:t>
       </w:r>
@@ -123,6 +127,9 @@
     </w:p>
     <w:p>
       <w:r>
+        <w:rPr>
+          <w:noProof/>
+        </w:rPr>
         <w:lastRenderedPageBreak/>
         <w:drawing>
           <wp:inline distT="0" distB="0" distL="0" distR="0" wp14:anchorId="0DED5493" wp14:editId="6B8EEDCA">
@@ -165,6 +172,202 @@
       <w:r>
         <w:t>Quản lý thiết bị phải giống biểu mẫu “CamScanner.pdf”</w:t>
       </w:r>
+    </w:p>
+    <w:p/>
+    <w:p/>
+    <w:p>
+      <w:r>
+        <w:rPr>
+          <w:noProof/>
+        </w:rPr>
+        <w:drawing>
+          <wp:inline distT="0" distB="0" distL="0" distR="0" wp14:anchorId="60A9ADF8" wp14:editId="318CD3B3">
+            <wp:extent cx="5943600" cy="3343275"/>
+            <wp:effectExtent l="0" t="0" r="0" b="9525"/>
+            <wp:docPr id="4" name="Picture 4"/>
+            <wp:cNvGraphicFramePr>
+              <a:graphicFrameLocks xmlns:a="http://schemas.openxmlformats.org/drawingml/2006/main" noChangeAspect="1"/>
+            </wp:cNvGraphicFramePr>
+            <a:graphic xmlns:a="http://schemas.openxmlformats.org/drawingml/2006/main">
+              <a:graphicData uri="http://schemas.openxmlformats.org/drawingml/2006/picture">
+                <pic:pic xmlns:pic="http://schemas.openxmlformats.org/drawingml/2006/picture">
+                  <pic:nvPicPr>
+                    <pic:cNvPr id="1" name=""/>
+                    <pic:cNvPicPr/>
+                  </pic:nvPicPr>
+                  <pic:blipFill>
+                    <a:blip r:embed="rId7"/>
+                    <a:stretch>
+                      <a:fillRect/>
+                    </a:stretch>
+                  </pic:blipFill>
+                  <pic:spPr>
+                    <a:xfrm>
+                      <a:off x="0" y="0"/>
+                      <a:ext cx="5943600" cy="3343275"/>
+                    </a:xfrm>
+                    <a:prstGeom prst="rect">
+                      <a:avLst/>
+                    </a:prstGeom>
+                  </pic:spPr>
+                </pic:pic>
+              </a:graphicData>
+            </a:graphic>
+          </wp:inline>
+        </w:drawing>
+      </w:r>
+    </w:p>
+    <w:p>
+      <w:r>
+        <w:t>Bổ sung tiêu chuẩn kĩ thuật</w:t>
+      </w:r>
+    </w:p>
+    <w:p>
+      <w:r>
+        <w:rPr>
+          <w:noProof/>
+        </w:rPr>
+        <w:lastRenderedPageBreak/>
+        <w:drawing>
+          <wp:inline distT="0" distB="0" distL="0" distR="0" wp14:anchorId="4EECD818" wp14:editId="2B57D15A">
+            <wp:extent cx="5943600" cy="3343275"/>
+            <wp:effectExtent l="0" t="0" r="0" b="9525"/>
+            <wp:docPr id="5" name="Picture 5"/>
+            <wp:cNvGraphicFramePr>
+              <a:graphicFrameLocks xmlns:a="http://schemas.openxmlformats.org/drawingml/2006/main" noChangeAspect="1"/>
+            </wp:cNvGraphicFramePr>
+            <a:graphic xmlns:a="http://schemas.openxmlformats.org/drawingml/2006/main">
+              <a:graphicData uri="http://schemas.openxmlformats.org/drawingml/2006/picture">
+                <pic:pic xmlns:pic="http://schemas.openxmlformats.org/drawingml/2006/picture">
+                  <pic:nvPicPr>
+                    <pic:cNvPr id="1" name=""/>
+                    <pic:cNvPicPr/>
+                  </pic:nvPicPr>
+                  <pic:blipFill>
+                    <a:blip r:embed="rId8"/>
+                    <a:stretch>
+                      <a:fillRect/>
+                    </a:stretch>
+                  </pic:blipFill>
+                  <pic:spPr>
+                    <a:xfrm>
+                      <a:off x="0" y="0"/>
+                      <a:ext cx="5943600" cy="3343275"/>
+                    </a:xfrm>
+                    <a:prstGeom prst="rect">
+                      <a:avLst/>
+                    </a:prstGeom>
+                  </pic:spPr>
+                </pic:pic>
+              </a:graphicData>
+            </a:graphic>
+          </wp:inline>
+        </w:drawing>
+      </w:r>
+    </w:p>
+    <w:p>
+      <w:r>
+        <w:t>Bổ sung đặc tính kĩ thuật và sử dụng cho</w:t>
+      </w:r>
+    </w:p>
+    <w:p/>
+    <w:p>
+      <w:r>
+        <w:rPr>
+          <w:noProof/>
+        </w:rPr>
+        <w:drawing>
+          <wp:inline distT="0" distB="0" distL="0" distR="0" wp14:anchorId="132C1C89" wp14:editId="58E56470">
+            <wp:extent cx="5943600" cy="3343275"/>
+            <wp:effectExtent l="0" t="0" r="0" b="9525"/>
+            <wp:docPr id="6" name="Picture 6"/>
+            <wp:cNvGraphicFramePr>
+              <a:graphicFrameLocks xmlns:a="http://schemas.openxmlformats.org/drawingml/2006/main" noChangeAspect="1"/>
+            </wp:cNvGraphicFramePr>
+            <a:graphic xmlns:a="http://schemas.openxmlformats.org/drawingml/2006/main">
+              <a:graphicData uri="http://schemas.openxmlformats.org/drawingml/2006/picture">
+                <pic:pic xmlns:pic="http://schemas.openxmlformats.org/drawingml/2006/picture">
+                  <pic:nvPicPr>
+                    <pic:cNvPr id="1" name=""/>
+                    <pic:cNvPicPr/>
+                  </pic:nvPicPr>
+                  <pic:blipFill>
+                    <a:blip r:embed="rId9"/>
+                    <a:stretch>
+                      <a:fillRect/>
+                    </a:stretch>
+                  </pic:blipFill>
+                  <pic:spPr>
+                    <a:xfrm>
+                      <a:off x="0" y="0"/>
+                      <a:ext cx="5943600" cy="3343275"/>
+                    </a:xfrm>
+                    <a:prstGeom prst="rect">
+                      <a:avLst/>
+                    </a:prstGeom>
+                  </pic:spPr>
+                </pic:pic>
+              </a:graphicData>
+            </a:graphic>
+          </wp:inline>
+        </w:drawing>
+      </w:r>
+    </w:p>
+    <w:p>
+      <w:r>
+        <w:t>Các quy trình sản xuất viên nang</w:t>
+      </w:r>
+    </w:p>
+    <w:p/>
+    <w:p>
+      <w:r>
+        <w:rPr>
+          <w:noProof/>
+        </w:rPr>
+        <w:lastRenderedPageBreak/>
+        <w:drawing>
+          <wp:inline distT="0" distB="0" distL="0" distR="0" wp14:anchorId="0F4E7167" wp14:editId="122DE412">
+            <wp:extent cx="5943600" cy="3343275"/>
+            <wp:effectExtent l="0" t="0" r="0" b="9525"/>
+            <wp:docPr id="7" name="Picture 7"/>
+            <wp:cNvGraphicFramePr>
+              <a:graphicFrameLocks xmlns:a="http://schemas.openxmlformats.org/drawingml/2006/main" noChangeAspect="1"/>
+            </wp:cNvGraphicFramePr>
+            <a:graphic xmlns:a="http://schemas.openxmlformats.org/drawingml/2006/main">
+              <a:graphicData uri="http://schemas.openxmlformats.org/drawingml/2006/picture">
+                <pic:pic xmlns:pic="http://schemas.openxmlformats.org/drawingml/2006/picture">
+                  <pic:nvPicPr>
+                    <pic:cNvPr id="1" name=""/>
+                    <pic:cNvPicPr/>
+                  </pic:nvPicPr>
+                  <pic:blipFill>
+                    <a:blip r:embed="rId10"/>
+                    <a:stretch>
+                      <a:fillRect/>
+                    </a:stretch>
+                  </pic:blipFill>
+                  <pic:spPr>
+                    <a:xfrm>
+                      <a:off x="0" y="0"/>
+                      <a:ext cx="5943600" cy="3343275"/>
+                    </a:xfrm>
+                    <a:prstGeom prst="rect">
+                      <a:avLst/>
+                    </a:prstGeom>
+                  </pic:spPr>
+                </pic:pic>
+              </a:graphicData>
+            </a:graphic>
+          </wp:inline>
+        </w:drawing>
+      </w:r>
+    </w:p>
+    <w:p>
+      <w:r>
+        <w:t>Đảm bảo kiểm tra nguyên liệu phải đủ trong kho, có giấy kiểm nghiệm</w:t>
+      </w:r>
+      <w:bookmarkStart w:id="0" w:name="_GoBack"/>
+      <w:bookmarkEnd w:id="0"/>
     </w:p>
     <w:sectPr>
       <w:pgSz w:w="12240" w:h="15840"/>
